--- a/7 SEM/Организация электронной образовательной среды/Курсовая/Гневнов А.Е, курсовая работа.docx
+++ b/7 SEM/Организация электронной образовательной среды/Курсовая/Гневнов А.Е, курсовая работа.docx
@@ -854,7 +854,7 @@
           <w:lang w:val="ru-RU"/>
         </w:rPr>
       </w:pPr>
-      <w:bookmarkStart w:id="0" w:name="_Toc217496610"/>
+      <w:bookmarkStart w:id="0" w:name="_Toc224050674"/>
       <w:r>
         <w:rPr>
           <w:rFonts w:ascii="Times New Roman" w:hAnsi="Times New Roman" w:cs="Times New Roman"/>
@@ -948,7 +948,7 @@
             </w:rPr>
             <w:fldChar w:fldCharType="separate"/>
           </w:r>
-          <w:hyperlink w:anchor="_Toc217496610" w:history="1">
+          <w:hyperlink w:anchor="_Toc224050674" w:history="1">
             <w:r>
               <w:rPr>
                 <w:rStyle w:val="a5"/>
@@ -988,7 +988,7 @@
                 <w:sz w:val="24"/>
                 <w:szCs w:val="24"/>
               </w:rPr>
-              <w:instrText xml:space="preserve"> PAGEREF _Toc217496610 \h </w:instrText>
+              <w:instrText xml:space="preserve"> PAGEREF _Toc224050674 \h </w:instrText>
             </w:r>
             <w:r>
               <w:rPr>
@@ -1044,7 +1044,7 @@
               <w:szCs w:val="24"/>
             </w:rPr>
           </w:pPr>
-          <w:hyperlink w:anchor="_Toc217496611" w:history="1">
+          <w:hyperlink w:anchor="_Toc224050675" w:history="1">
             <w:r>
               <w:rPr>
                 <w:rStyle w:val="a5"/>
@@ -1084,7 +1084,7 @@
                 <w:sz w:val="24"/>
                 <w:szCs w:val="24"/>
               </w:rPr>
-              <w:instrText xml:space="preserve"> PAGEREF _Toc217496611 \h </w:instrText>
+              <w:instrText xml:space="preserve"> PAGEREF _Toc224050675 \h </w:instrText>
             </w:r>
             <w:r>
               <w:rPr>
@@ -1140,7 +1140,7 @@
               <w:szCs w:val="24"/>
             </w:rPr>
           </w:pPr>
-          <w:hyperlink w:anchor="_Toc217496612" w:history="1">
+          <w:hyperlink w:anchor="_Toc224050676" w:history="1">
             <w:r>
               <w:rPr>
                 <w:rStyle w:val="a5"/>
@@ -1150,7 +1150,7 @@
                 <w:szCs w:val="24"/>
                 <w:lang w:val="ru-RU"/>
               </w:rPr>
-              <w:t>1 ТЕОРЕТИЧЕСКАЯ ЧАСТЬ</w:t>
+              <w:t>1 Анализ технологий и проектирование веб-портфолио</w:t>
             </w:r>
             <w:r>
               <w:rPr>
@@ -1180,7 +1180,7 @@
                 <w:sz w:val="24"/>
                 <w:szCs w:val="24"/>
               </w:rPr>
-              <w:instrText xml:space="preserve"> PAGEREF _Toc217496612 \h </w:instrText>
+              <w:instrText xml:space="preserve"> PAGEREF _Toc224050676 \h </w:instrText>
             </w:r>
             <w:r>
               <w:rPr>
@@ -1236,7 +1236,7 @@
               <w:szCs w:val="24"/>
             </w:rPr>
           </w:pPr>
-          <w:hyperlink w:anchor="_Toc217496613" w:history="1">
+          <w:hyperlink w:anchor="_Toc224050677" w:history="1">
             <w:r>
               <w:rPr>
                 <w:rStyle w:val="a5"/>
@@ -1246,7 +1246,7 @@
                 <w:szCs w:val="24"/>
                 <w:lang w:val="ru-RU"/>
               </w:rPr>
-              <w:t>1.1 Понятие веб-портфолио и требования к его содержанию</w:t>
+              <w:t>1.1 Функциональное назначение и структурные особенности веб-портфолио</w:t>
             </w:r>
             <w:r>
               <w:rPr>
@@ -1276,7 +1276,7 @@
                 <w:sz w:val="24"/>
                 <w:szCs w:val="24"/>
               </w:rPr>
-              <w:instrText xml:space="preserve"> PAGEREF _Toc217496613 \h </w:instrText>
+              <w:instrText xml:space="preserve"> PAGEREF _Toc224050677 \h </w:instrText>
             </w:r>
             <w:r>
               <w:rPr>
@@ -1332,7 +1332,7 @@
               <w:szCs w:val="24"/>
             </w:rPr>
           </w:pPr>
-          <w:hyperlink w:anchor="_Toc217496614" w:history="1">
+          <w:hyperlink w:anchor="_Toc224050678" w:history="1">
             <w:r>
               <w:rPr>
                 <w:rStyle w:val="a5"/>
@@ -1342,7 +1342,7 @@
                 <w:szCs w:val="24"/>
                 <w:lang w:val="ru-RU"/>
               </w:rPr>
-              <w:t>1.2 Обзор фронтенд-технологий и инструментов разработки</w:t>
+              <w:t>1.2 Анализ современных методов создания фронтенд-приложений</w:t>
             </w:r>
             <w:r>
               <w:rPr>
@@ -1372,7 +1372,7 @@
                 <w:sz w:val="24"/>
                 <w:szCs w:val="24"/>
               </w:rPr>
-              <w:instrText xml:space="preserve"> PAGEREF _Toc217496614 \h </w:instrText>
+              <w:instrText xml:space="preserve"> PAGEREF _Toc224050678 \h </w:instrText>
             </w:r>
             <w:r>
               <w:rPr>
@@ -1428,7 +1428,7 @@
               <w:szCs w:val="24"/>
             </w:rPr>
           </w:pPr>
-          <w:hyperlink w:anchor="_Toc217496615" w:history="1">
+          <w:hyperlink w:anchor="_Toc224050679" w:history="1">
             <w:r>
               <w:rPr>
                 <w:rStyle w:val="a5"/>
@@ -1438,7 +1438,7 @@
                 <w:szCs w:val="24"/>
                 <w:lang w:val="ru-RU"/>
               </w:rPr>
-              <w:t>1.3 Сравнительный анализ инструментов разработки</w:t>
+              <w:t>1.3 Выбор инструмента для реализации веб-портфолио</w:t>
             </w:r>
             <w:r>
               <w:rPr>
@@ -1468,7 +1468,7 @@
                 <w:sz w:val="24"/>
                 <w:szCs w:val="24"/>
               </w:rPr>
-              <w:instrText xml:space="preserve"> PAGEREF _Toc217496615 \h </w:instrText>
+              <w:instrText xml:space="preserve"> PAGEREF _Toc224050679 \h </w:instrText>
             </w:r>
             <w:r>
               <w:rPr>
@@ -1524,7 +1524,7 @@
               <w:szCs w:val="24"/>
             </w:rPr>
           </w:pPr>
-          <w:hyperlink w:anchor="_Toc217496616" w:history="1">
+          <w:hyperlink w:anchor="_Toc224050680" w:history="1">
             <w:r>
               <w:rPr>
                 <w:rStyle w:val="a5"/>
@@ -1564,7 +1564,7 @@
                 <w:sz w:val="24"/>
                 <w:szCs w:val="24"/>
               </w:rPr>
-              <w:instrText xml:space="preserve"> PAGEREF _Toc217496616 \h </w:instrText>
+              <w:instrText xml:space="preserve"> PAGEREF _Toc224050680 \h </w:instrText>
             </w:r>
             <w:r>
               <w:rPr>
@@ -1620,7 +1620,7 @@
               <w:szCs w:val="24"/>
             </w:rPr>
           </w:pPr>
-          <w:hyperlink w:anchor="_Toc217496617" w:history="1">
+          <w:hyperlink w:anchor="_Toc224050681" w:history="1">
             <w:r>
               <w:rPr>
                 <w:rStyle w:val="a5"/>
@@ -1630,7 +1630,7 @@
                 <w:szCs w:val="24"/>
                 <w:lang w:val="ru-RU"/>
               </w:rPr>
-              <w:t>2 ПРАКТИЧЕСКАЯ ЧАСТЬ</w:t>
+              <w:t>2 Проектирование и программная реализация веб-приложения</w:t>
             </w:r>
             <w:r>
               <w:rPr>
@@ -1660,7 +1660,7 @@
                 <w:sz w:val="24"/>
                 <w:szCs w:val="24"/>
               </w:rPr>
-              <w:instrText xml:space="preserve"> PAGEREF _Toc217496617 \h </w:instrText>
+              <w:instrText xml:space="preserve"> PAGEREF _Toc224050681 \h </w:instrText>
             </w:r>
             <w:r>
               <w:rPr>
@@ -1716,7 +1716,7 @@
               <w:szCs w:val="24"/>
             </w:rPr>
           </w:pPr>
-          <w:hyperlink w:anchor="_Toc217496618" w:history="1">
+          <w:hyperlink w:anchor="_Toc224050682" w:history="1">
             <w:r>
               <w:rPr>
                 <w:rStyle w:val="a5"/>
@@ -1726,7 +1726,7 @@
                 <w:szCs w:val="24"/>
                 <w:lang w:val="ru-RU"/>
               </w:rPr>
-              <w:t>2.1 Методология и этапы разработки проекта</w:t>
+              <w:t>2.1 Проектирование архитектуры и структуры данных проекта</w:t>
             </w:r>
             <w:r>
               <w:rPr>
@@ -1756,7 +1756,7 @@
                 <w:sz w:val="24"/>
                 <w:szCs w:val="24"/>
               </w:rPr>
-              <w:instrText xml:space="preserve"> PAGEREF _Toc217496618 \h </w:instrText>
+              <w:instrText xml:space="preserve"> PAGEREF _Toc224050682 \h </w:instrText>
             </w:r>
             <w:r>
               <w:rPr>
@@ -1812,7 +1812,7 @@
               <w:szCs w:val="24"/>
             </w:rPr>
           </w:pPr>
-          <w:hyperlink w:anchor="_Toc217496619" w:history="1">
+          <w:hyperlink w:anchor="_Toc224050683" w:history="1">
             <w:r>
               <w:rPr>
                 <w:rStyle w:val="a5"/>
@@ -1822,7 +1822,7 @@
                 <w:szCs w:val="24"/>
                 <w:lang w:val="ru-RU"/>
               </w:rPr>
-              <w:t>2.2 Архитектура приложения и организация данных</w:t>
+              <w:t>2.2 Разработка логики навигации и программных модулей на Native JS</w:t>
             </w:r>
             <w:r>
               <w:rPr>
@@ -1852,7 +1852,7 @@
                 <w:sz w:val="24"/>
                 <w:szCs w:val="24"/>
               </w:rPr>
-              <w:instrText xml:space="preserve"> PAGEREF _Toc217496619 \h </w:instrText>
+              <w:instrText xml:space="preserve"> PAGEREF _Toc224050683 \h </w:instrText>
             </w:r>
             <w:r>
               <w:rPr>
@@ -1908,7 +1908,7 @@
               <w:szCs w:val="24"/>
             </w:rPr>
           </w:pPr>
-          <w:hyperlink w:anchor="_Toc217496620" w:history="1">
+          <w:hyperlink w:anchor="_Toc224050684" w:history="1">
             <w:r>
               <w:rPr>
                 <w:rStyle w:val="a5"/>
@@ -1918,7 +1918,7 @@
                 <w:szCs w:val="24"/>
                 <w:lang w:val="ru-RU"/>
               </w:rPr>
-              <w:t>2.3 Программная реализация функциональных модулей</w:t>
+              <w:t>2.3 Реализация адаптивного интерфейса и логики взаимодействия</w:t>
             </w:r>
             <w:r>
               <w:rPr>
@@ -1948,7 +1948,7 @@
                 <w:sz w:val="24"/>
                 <w:szCs w:val="24"/>
               </w:rPr>
-              <w:instrText xml:space="preserve"> PAGEREF _Toc217496620 \h </w:instrText>
+              <w:instrText xml:space="preserve"> PAGEREF _Toc224050684 \h </w:instrText>
             </w:r>
             <w:r>
               <w:rPr>
@@ -2004,7 +2004,7 @@
               <w:szCs w:val="24"/>
             </w:rPr>
           </w:pPr>
-          <w:hyperlink w:anchor="_Toc217496621" w:history="1">
+          <w:hyperlink w:anchor="_Toc224050685" w:history="1">
             <w:r>
               <w:rPr>
                 <w:rStyle w:val="a5"/>
@@ -2014,7 +2014,7 @@
                 <w:szCs w:val="24"/>
                 <w:lang w:val="ru-RU"/>
               </w:rPr>
-              <w:t>2.4 Развертывание проекта на GitHub Pages</w:t>
+              <w:t>2.4 Публикация и тестирование проекта в среде GitHub Pages</w:t>
             </w:r>
             <w:r>
               <w:rPr>
@@ -2044,7 +2044,7 @@
                 <w:sz w:val="24"/>
                 <w:szCs w:val="24"/>
               </w:rPr>
-              <w:instrText xml:space="preserve"> PAGEREF _Toc217496621 \h </w:instrText>
+              <w:instrText xml:space="preserve"> PAGEREF _Toc224050685 \h </w:instrText>
             </w:r>
             <w:r>
               <w:rPr>
@@ -2100,7 +2100,7 @@
               <w:szCs w:val="24"/>
             </w:rPr>
           </w:pPr>
-          <w:hyperlink w:anchor="_Toc217496622" w:history="1">
+          <w:hyperlink w:anchor="_Toc224050686" w:history="1">
             <w:r>
               <w:rPr>
                 <w:rStyle w:val="a5"/>
@@ -2140,7 +2140,7 @@
                 <w:sz w:val="24"/>
                 <w:szCs w:val="24"/>
               </w:rPr>
-              <w:instrText xml:space="preserve"> PAGEREF _Toc217496622 \h </w:instrText>
+              <w:instrText xml:space="preserve"> PAGEREF _Toc224050686 \h </w:instrText>
             </w:r>
             <w:r>
               <w:rPr>
@@ -2196,7 +2196,7 @@
               <w:szCs w:val="24"/>
             </w:rPr>
           </w:pPr>
-          <w:hyperlink w:anchor="_Toc217496623" w:history="1">
+          <w:hyperlink w:anchor="_Toc224050687" w:history="1">
             <w:r>
               <w:rPr>
                 <w:rStyle w:val="a5"/>
@@ -2236,7 +2236,7 @@
                 <w:sz w:val="24"/>
                 <w:szCs w:val="24"/>
               </w:rPr>
-              <w:instrText xml:space="preserve"> PAGEREF _Toc217496623 \h </w:instrText>
+              <w:instrText xml:space="preserve"> PAGEREF _Toc224050687 \h </w:instrText>
             </w:r>
             <w:r>
               <w:rPr>
@@ -2292,7 +2292,7 @@
               <w:szCs w:val="24"/>
             </w:rPr>
           </w:pPr>
-          <w:hyperlink w:anchor="_Toc217496624" w:history="1">
+          <w:hyperlink w:anchor="_Toc224050688" w:history="1">
             <w:r>
               <w:rPr>
                 <w:rStyle w:val="a5"/>
@@ -2332,7 +2332,7 @@
                 <w:sz w:val="24"/>
                 <w:szCs w:val="24"/>
               </w:rPr>
-              <w:instrText xml:space="preserve"> PAGEREF _Toc217496624 \h </w:instrText>
+              <w:instrText xml:space="preserve"> PAGEREF _Toc224050688 \h </w:instrText>
             </w:r>
             <w:r>
               <w:rPr>
@@ -2422,7 +2422,7 @@
           <w:lang w:val="ru-RU"/>
         </w:rPr>
       </w:pPr>
-      <w:bookmarkStart w:id="1" w:name="_Toc217496611"/>
+      <w:bookmarkStart w:id="1" w:name="_Toc224050675"/>
       <w:r>
         <w:rPr>
           <w:rFonts w:ascii="Times New Roman" w:hAnsi="Times New Roman" w:cs="Times New Roman"/>
@@ -3259,7 +3259,7 @@
           <w:lang w:val="ru-RU"/>
         </w:rPr>
       </w:pPr>
-      <w:bookmarkStart w:id="2" w:name="_Toc217496612"/>
+      <w:bookmarkStart w:id="2" w:name="_Toc224050676"/>
       <w:r>
         <w:rPr>
           <w:rFonts w:ascii="Times New Roman" w:eastAsia="Times New Roman" w:hAnsi="Times New Roman" w:cs="Times New Roman"/>
@@ -3295,19 +3295,7 @@
           <w:szCs w:val="24"/>
           <w:lang w:val="ru-RU"/>
         </w:rPr>
-        <w:t>Т</w:t>
-      </w:r>
-      <w:r>
-        <w:rPr>
-          <w:rFonts w:ascii="Times New Roman" w:eastAsia="Times New Roman" w:hAnsi="Times New Roman" w:cs="Times New Roman"/>
-          <w:b/>
-          <w:bCs/>
-          <w:color w:val="auto"/>
-          <w:sz w:val="24"/>
-          <w:szCs w:val="24"/>
-          <w:lang w:val="ru-RU"/>
-        </w:rPr>
-        <w:t>ЕОРЕТИЧЕСКАЯ ЧАСТЬ</w:t>
+        <w:t>Анализ технологий и проектирование веб-портфолио</w:t>
       </w:r>
       <w:bookmarkEnd w:id="2"/>
     </w:p>
@@ -3337,7 +3325,7 @@
           <w:lang w:val="ru-RU"/>
         </w:rPr>
       </w:pPr>
-      <w:bookmarkStart w:id="3" w:name="_Toc217496613"/>
+      <w:bookmarkStart w:id="3" w:name="_Toc224050677"/>
       <w:r>
         <w:rPr>
           <w:rFonts w:ascii="Times New Roman" w:hAnsi="Times New Roman" w:cs="Times New Roman"/>
@@ -3372,7 +3360,19 @@
           <w:szCs w:val="24"/>
           <w:lang w:val="ru-RU"/>
         </w:rPr>
-        <w:t xml:space="preserve"> Понятие веб-портфолио и требования к его содержанию</w:t>
+        <w:t xml:space="preserve"> </w:t>
+      </w:r>
+      <w:r>
+        <w:rPr>
+          <w:rFonts w:ascii="Times New Roman" w:hAnsi="Times New Roman" w:cs="Times New Roman"/>
+          <w:b/>
+          <w:bCs/>
+          <w:color w:val="auto"/>
+          <w:sz w:val="24"/>
+          <w:szCs w:val="24"/>
+          <w:lang w:val="ru-RU"/>
+        </w:rPr>
+        <w:t>Функциональное назначение и структурные особенности веб-портфолио</w:t>
       </w:r>
       <w:bookmarkEnd w:id="3"/>
     </w:p>
@@ -3770,7 +3770,7 @@
           <w:lang w:val="ru-RU"/>
         </w:rPr>
       </w:pPr>
-      <w:bookmarkStart w:id="4" w:name="_Toc217496614"/>
+      <w:bookmarkStart w:id="4" w:name="_Toc224050678"/>
       <w:r>
         <w:rPr>
           <w:rFonts w:ascii="Times New Roman" w:hAnsi="Times New Roman" w:cs="Times New Roman"/>
@@ -3781,7 +3781,19 @@
           <w:szCs w:val="24"/>
           <w:lang w:val="ru-RU"/>
         </w:rPr>
-        <w:t>1.2 Обзор фронтенд-технологий и инструментов разработки</w:t>
+        <w:t xml:space="preserve">1.2 </w:t>
+      </w:r>
+      <w:r>
+        <w:rPr>
+          <w:rFonts w:ascii="Times New Roman" w:hAnsi="Times New Roman" w:cs="Times New Roman"/>
+          <w:b/>
+          <w:bCs/>
+          <w:color w:val="auto"/>
+          <w:sz w:val="24"/>
+          <w:szCs w:val="24"/>
+          <w:lang w:val="ru-RU"/>
+        </w:rPr>
+        <w:t>Анализ современных методов создания фронтенд-приложений</w:t>
       </w:r>
       <w:bookmarkEnd w:id="4"/>
     </w:p>
@@ -5203,8 +5215,37 @@
           <w:szCs w:val="24"/>
           <w:lang w:val="ru-RU"/>
         </w:rPr>
-        <w:t>Можно сделать выбор</w:t>
-      </w:r>
+        <w:t xml:space="preserve">Можно сделать </w:t>
+      </w:r>
+      <w:proofErr w:type="spellStart"/>
+      <w:r>
+        <w:rPr>
+          <w:rFonts w:ascii="Times New Roman" w:eastAsia="Times New Roman" w:hAnsi="Times New Roman" w:cs="Times New Roman"/>
+          <w:sz w:val="24"/>
+          <w:szCs w:val="24"/>
+          <w:lang w:val="ru-RU"/>
+        </w:rPr>
+        <w:t>вы</w:t>
+      </w:r>
+      <w:r>
+        <w:rPr>
+          <w:rFonts w:ascii="Times New Roman" w:eastAsia="Times New Roman" w:hAnsi="Times New Roman" w:cs="Times New Roman"/>
+          <w:sz w:val="24"/>
+          <w:szCs w:val="24"/>
+          <w:lang w:val="ru-RU"/>
+        </w:rPr>
+        <w:t>в</w:t>
+      </w:r>
+      <w:r>
+        <w:rPr>
+          <w:rFonts w:ascii="Times New Roman" w:eastAsia="Times New Roman" w:hAnsi="Times New Roman" w:cs="Times New Roman"/>
+          <w:sz w:val="24"/>
+          <w:szCs w:val="24"/>
+          <w:lang w:val="ru-RU"/>
+        </w:rPr>
+        <w:t>о</w:t>
+      </w:r>
+      <w:proofErr w:type="spellEnd"/>
       <w:r>
         <w:rPr>
           <w:rFonts w:ascii="Times New Roman" w:eastAsia="Times New Roman" w:hAnsi="Times New Roman" w:cs="Times New Roman"/>
@@ -5296,7 +5337,7 @@
           <w:lang w:val="ru-RU"/>
         </w:rPr>
       </w:pPr>
-      <w:bookmarkStart w:id="5" w:name="_Toc217496615"/>
+      <w:bookmarkStart w:id="5" w:name="_Toc224050679"/>
       <w:r>
         <w:rPr>
           <w:rFonts w:ascii="Times New Roman" w:hAnsi="Times New Roman" w:cs="Times New Roman"/>
@@ -5319,7 +5360,7 @@
           <w:szCs w:val="24"/>
           <w:lang w:val="ru-RU"/>
         </w:rPr>
-        <w:t>Сравнительный анализ инструментов разработки</w:t>
+        <w:t>Выбор инструмента для реализации веб-портфолио</w:t>
       </w:r>
       <w:bookmarkEnd w:id="5"/>
     </w:p>
@@ -6620,7 +6661,7 @@
           <w:lang w:val="ru-RU"/>
         </w:rPr>
       </w:pPr>
-      <w:bookmarkStart w:id="6" w:name="_Toc217496616"/>
+      <w:bookmarkStart w:id="6" w:name="_Toc224050680"/>
       <w:r>
         <w:rPr>
           <w:rFonts w:ascii="Times New Roman" w:hAnsi="Times New Roman" w:cs="Times New Roman"/>
@@ -7036,7 +7077,7 @@
           <w:lang w:val="ru-RU"/>
         </w:rPr>
       </w:pPr>
-      <w:bookmarkStart w:id="7" w:name="_Toc217496617"/>
+      <w:bookmarkStart w:id="7" w:name="_Toc224050681"/>
       <w:r>
         <w:rPr>
           <w:rFonts w:ascii="Times New Roman" w:hAnsi="Times New Roman" w:cs="Times New Roman"/>
@@ -7048,7 +7089,7 @@
           <w:lang w:val="ru-RU"/>
         </w:rPr>
         <w:lastRenderedPageBreak/>
-        <w:t>2 П</w:t>
+        <w:t xml:space="preserve">2 </w:t>
       </w:r>
       <w:r>
         <w:rPr>
@@ -7060,7 +7101,7 @@
           <w:szCs w:val="24"/>
           <w:lang w:val="ru-RU"/>
         </w:rPr>
-        <w:t>РАКТИЧЕСКАЯ ЧАСТЬ</w:t>
+        <w:t>Проектирование и программная реализация веб-приложения</w:t>
       </w:r>
       <w:bookmarkEnd w:id="7"/>
     </w:p>
@@ -7091,7 +7132,7 @@
           <w:lang w:val="ru-RU"/>
         </w:rPr>
       </w:pPr>
-      <w:bookmarkStart w:id="8" w:name="_Toc217496618"/>
+      <w:bookmarkStart w:id="8" w:name="_Toc224050682"/>
       <w:r>
         <w:rPr>
           <w:rFonts w:ascii="Times New Roman" w:hAnsi="Times New Roman" w:cs="Times New Roman"/>
@@ -7114,7 +7155,7 @@
           <w:szCs w:val="24"/>
           <w:lang w:val="ru-RU"/>
         </w:rPr>
-        <w:t>Методология и этапы разработки проекта</w:t>
+        <w:t>Проектирование архитектуры и структуры данных проекта</w:t>
       </w:r>
       <w:bookmarkEnd w:id="8"/>
     </w:p>
@@ -8229,7 +8270,7 @@
           <w:lang w:val="ru-RU"/>
         </w:rPr>
       </w:pPr>
-      <w:bookmarkStart w:id="9" w:name="_Toc217496619"/>
+      <w:bookmarkStart w:id="9" w:name="_Toc224050683"/>
       <w:r>
         <w:rPr>
           <w:rFonts w:ascii="Times New Roman" w:hAnsi="Times New Roman" w:cs="Times New Roman"/>
@@ -8241,7 +8282,45 @@
           <w:lang w:val="ru-RU"/>
         </w:rPr>
         <w:lastRenderedPageBreak/>
-        <w:t>2.2 Архитектура приложения и организация данных</w:t>
+        <w:t xml:space="preserve">2.2 </w:t>
+      </w:r>
+      <w:r>
+        <w:rPr>
+          <w:rFonts w:ascii="Times New Roman" w:hAnsi="Times New Roman" w:cs="Times New Roman"/>
+          <w:b/>
+          <w:bCs/>
+          <w:color w:val="auto"/>
+          <w:sz w:val="24"/>
+          <w:szCs w:val="24"/>
+          <w:lang w:val="ru-RU"/>
+        </w:rPr>
+        <w:t xml:space="preserve">Разработка логики навигации и программных модулей на </w:t>
+      </w:r>
+      <w:proofErr w:type="spellStart"/>
+      <w:r>
+        <w:rPr>
+          <w:rFonts w:ascii="Times New Roman" w:hAnsi="Times New Roman" w:cs="Times New Roman"/>
+          <w:b/>
+          <w:bCs/>
+          <w:color w:val="auto"/>
+          <w:sz w:val="24"/>
+          <w:szCs w:val="24"/>
+          <w:lang w:val="ru-RU"/>
+        </w:rPr>
+        <w:t>Native</w:t>
+      </w:r>
+      <w:proofErr w:type="spellEnd"/>
+      <w:r>
+        <w:rPr>
+          <w:rFonts w:ascii="Times New Roman" w:hAnsi="Times New Roman" w:cs="Times New Roman"/>
+          <w:b/>
+          <w:bCs/>
+          <w:color w:val="auto"/>
+          <w:sz w:val="24"/>
+          <w:szCs w:val="24"/>
+          <w:lang w:val="ru-RU"/>
+        </w:rPr>
+        <w:t xml:space="preserve"> JS</w:t>
       </w:r>
       <w:bookmarkEnd w:id="9"/>
     </w:p>
@@ -9143,7 +9222,7 @@
           <w:lang w:val="ru-RU"/>
         </w:rPr>
       </w:pPr>
-      <w:bookmarkStart w:id="10" w:name="_Toc217496620"/>
+      <w:bookmarkStart w:id="10" w:name="_Toc224050684"/>
       <w:r>
         <w:rPr>
           <w:rFonts w:ascii="Times New Roman" w:hAnsi="Times New Roman" w:cs="Times New Roman"/>
@@ -9154,7 +9233,19 @@
           <w:szCs w:val="24"/>
           <w:lang w:val="ru-RU"/>
         </w:rPr>
-        <w:t>2.3 Программная реализация функциональных модулей</w:t>
+        <w:t xml:space="preserve">2.3 </w:t>
+      </w:r>
+      <w:r>
+        <w:rPr>
+          <w:rFonts w:ascii="Times New Roman" w:hAnsi="Times New Roman" w:cs="Times New Roman"/>
+          <w:b/>
+          <w:bCs/>
+          <w:color w:val="auto"/>
+          <w:sz w:val="24"/>
+          <w:szCs w:val="24"/>
+          <w:lang w:val="ru-RU"/>
+        </w:rPr>
+        <w:t>Реализация адаптивного интерфейса и логики взаимодействия</w:t>
       </w:r>
       <w:bookmarkEnd w:id="10"/>
     </w:p>
@@ -10978,7 +11069,7 @@
           <w:lang w:val="ru-RU"/>
         </w:rPr>
       </w:pPr>
-      <w:bookmarkStart w:id="11" w:name="_Toc217496621"/>
+      <w:bookmarkStart w:id="11" w:name="_Toc224050685"/>
       <w:r>
         <w:rPr>
           <w:rFonts w:ascii="Times New Roman" w:hAnsi="Times New Roman" w:cs="Times New Roman"/>
@@ -10989,7 +11080,19 @@
           <w:szCs w:val="24"/>
           <w:lang w:val="ru-RU"/>
         </w:rPr>
-        <w:t>2.4 Развертывание проекта на GitHub Pages</w:t>
+        <w:t xml:space="preserve">2.4 </w:t>
+      </w:r>
+      <w:r>
+        <w:rPr>
+          <w:rFonts w:ascii="Times New Roman" w:hAnsi="Times New Roman" w:cs="Times New Roman"/>
+          <w:b/>
+          <w:bCs/>
+          <w:color w:val="auto"/>
+          <w:sz w:val="24"/>
+          <w:szCs w:val="24"/>
+          <w:lang w:val="ru-RU"/>
+        </w:rPr>
+        <w:t>Публикация и тестирование проекта в среде GitHub Pages</w:t>
       </w:r>
       <w:bookmarkEnd w:id="11"/>
     </w:p>
@@ -11982,7 +12085,7 @@
           <w:lang w:val="ru-RU"/>
         </w:rPr>
       </w:pPr>
-      <w:bookmarkStart w:id="12" w:name="_Toc217496622"/>
+      <w:bookmarkStart w:id="12" w:name="_Toc224050686"/>
       <w:r>
         <w:rPr>
           <w:rFonts w:ascii="Times New Roman" w:eastAsia="Times New Roman" w:hAnsi="Times New Roman" w:cs="Times New Roman"/>
@@ -12350,7 +12453,7 @@
           <w:lang w:val="ru-RU"/>
         </w:rPr>
       </w:pPr>
-      <w:bookmarkStart w:id="13" w:name="_Toc217496623"/>
+      <w:bookmarkStart w:id="13" w:name="_Toc224050687"/>
       <w:r>
         <w:rPr>
           <w:rFonts w:ascii="Times New Roman" w:eastAsia="Times New Roman" w:hAnsi="Times New Roman" w:cs="Times New Roman"/>
@@ -12497,7 +12600,7 @@
           <w:lang w:val="ru-RU"/>
         </w:rPr>
       </w:pPr>
-      <w:bookmarkStart w:id="14" w:name="_Toc217496624"/>
+      <w:bookmarkStart w:id="14" w:name="_Toc224050688"/>
       <w:r>
         <w:rPr>
           <w:rFonts w:ascii="Times New Roman" w:hAnsi="Times New Roman" w:cs="Times New Roman"/>
